--- a/planning/docs/04_Column_Importance_Map.docx
+++ b/planning/docs/04_Column_Importance_Map.docx
@@ -657,7 +657,7 @@
               <w:rPr>
                 <w:sz w:val="20"/>
               </w:rPr>
-              <w:t>First-to-last InvoiceDate span</w:t>
+              <w:t>First-purchase-to-anchor span (customer age; = BG/NBD T) -- see doc 17 Decision 1</w:t>
             </w:r>
           </w:p>
         </w:tc>
